--- a/RITM1362850-ACBSD-4623 - IAM Pull Request Automation/RITM1362850-ACBSD-4623-Solution Design (Official).docx
+++ b/RITM1362850-ACBSD-4623 - IAM Pull Request Automation/RITM1362850-ACBSD-4623-Solution Design (Official).docx
@@ -29,13 +29,7 @@
         <w:pStyle w:val="Title"/>
       </w:pPr>
       <w:r>
-        <w:t xml:space="preserve">[Solution </w:t>
-      </w:r>
-      <w:r>
-        <w:t>Name</w:t>
-      </w:r>
-      <w:r>
-        <w:t>]</w:t>
+        <w:t>Document Scanning – Assessment automation</w:t>
       </w:r>
     </w:p>
     <w:p>
@@ -57,7 +51,35 @@
           <w:color w:val="ADADAD" w:themeColor="background2" w:themeShade="BF"/>
           <w:szCs w:val="20"/>
         </w:rPr>
-        <w:t>[RITMXXX | ACBSD-XXXX]</w:t>
+        <w:t>[</w:t>
+      </w:r>
+      <w:r>
+        <w:rPr>
+          <w:color w:val="ADADAD" w:themeColor="background2" w:themeShade="BF"/>
+          <w:szCs w:val="20"/>
+        </w:rPr>
+        <w:t>RITM1149048</w:t>
+      </w:r>
+      <w:r>
+        <w:rPr>
+          <w:color w:val="ADADAD" w:themeColor="background2" w:themeShade="BF"/>
+          <w:szCs w:val="20"/>
+        </w:rPr>
+        <w:t xml:space="preserve"> | ACBSD-</w:t>
+      </w:r>
+      <w:r>
+        <w:rPr>
+          <w:color w:val="ADADAD" w:themeColor="background2" w:themeShade="BF"/>
+          <w:szCs w:val="20"/>
+        </w:rPr>
+        <w:t>4272</w:t>
+      </w:r>
+      <w:r>
+        <w:rPr>
+          <w:color w:val="ADADAD" w:themeColor="background2" w:themeShade="BF"/>
+          <w:szCs w:val="20"/>
+        </w:rPr>
+        <w:t>]</w:t>
       </w:r>
     </w:p>
     <w:p>
@@ -94,151 +116,6 @@
           <w:szCs w:val="20"/>
         </w:rPr>
       </w:pPr>
-    </w:p>
-    <w:p>
-      <w:pPr>
-        <w:pStyle w:val="GuidanceNotes"/>
-      </w:pPr>
-      <w:r>
-        <w:t xml:space="preserve">General </w:t>
-      </w:r>
-      <w:r>
-        <w:t xml:space="preserve">guidelines to </w:t>
-      </w:r>
-      <w:r>
-        <w:t>live your best life</w:t>
-      </w:r>
-      <w:r>
-        <w:t>:</w:t>
-      </w:r>
-    </w:p>
-    <w:p>
-      <w:pPr>
-        <w:pStyle w:val="GuidanceNotes"/>
-      </w:pPr>
-      <w:r>
-        <w:t>Most formatting is embedded in “</w:t>
-      </w:r>
-      <w:r>
-        <w:t>S</w:t>
-      </w:r>
-      <w:r>
-        <w:t>t</w:t>
-      </w:r>
-      <w:r>
-        <w:t xml:space="preserve">yles” for </w:t>
-      </w:r>
-      <w:r>
-        <w:t xml:space="preserve">headings </w:t>
-      </w:r>
-      <w:r>
-        <w:t>and subsections</w:t>
-      </w:r>
-      <w:r>
-        <w:t>.</w:t>
-      </w:r>
-    </w:p>
-    <w:p>
-      <w:pPr>
-        <w:pStyle w:val="GuidanceNotes"/>
-        <w:rPr>
-          <w:rFonts w:cs="Arial"/>
-        </w:rPr>
-      </w:pPr>
-      <w:r>
-        <w:rPr>
-          <w:noProof/>
-        </w:rPr>
-        <w:drawing>
-          <wp:inline distT="0" distB="0" distL="0" distR="0" wp14:anchorId="059888D4" wp14:editId="47C5F0FA">
-            <wp:extent cx="5741581" cy="542260"/>
-            <wp:effectExtent l="0" t="0" r="0" b="0"/>
-            <wp:docPr id="269971049" name="Picture 1"/>
-            <wp:cNvGraphicFramePr>
-              <a:graphicFrameLocks xmlns:a="http://schemas.openxmlformats.org/drawingml/2006/main" noChangeAspect="1"/>
-            </wp:cNvGraphicFramePr>
-            <a:graphic xmlns:a="http://schemas.openxmlformats.org/drawingml/2006/main">
-              <a:graphicData uri="http://schemas.openxmlformats.org/drawingml/2006/picture">
-                <pic:pic xmlns:pic="http://schemas.openxmlformats.org/drawingml/2006/picture">
-                  <pic:nvPicPr>
-                    <pic:cNvPr id="269971049" name=""/>
-                    <pic:cNvPicPr/>
-                  </pic:nvPicPr>
-                  <pic:blipFill>
-                    <a:blip r:embed="rId11"/>
-                    <a:stretch>
-                      <a:fillRect/>
-                    </a:stretch>
-                  </pic:blipFill>
-                  <pic:spPr>
-                    <a:xfrm>
-                      <a:off x="0" y="0"/>
-                      <a:ext cx="5758849" cy="543891"/>
-                    </a:xfrm>
-                    <a:prstGeom prst="rect">
-                      <a:avLst/>
-                    </a:prstGeom>
-                  </pic:spPr>
-                </pic:pic>
-              </a:graphicData>
-            </a:graphic>
-          </wp:inline>
-        </w:drawing>
-      </w:r>
-    </w:p>
-    <w:p>
-      <w:pPr>
-        <w:pStyle w:val="GuidanceNotes"/>
-      </w:pPr>
-      <w:r>
-        <w:t xml:space="preserve">Delete </w:t>
-      </w:r>
-      <w:r>
-        <w:t>instructions/guidance in red text as you complete the document</w:t>
-      </w:r>
-      <w:r>
-        <w:t>.</w:t>
-      </w:r>
-      <w:r>
-        <w:t xml:space="preserve">  Right Click on the </w:t>
-      </w:r>
-      <w:r>
-        <w:t>Guidance</w:t>
-      </w:r>
-      <w:r>
-        <w:t xml:space="preserve"> Style</w:t>
-      </w:r>
-      <w:r>
-        <w:t xml:space="preserve">; Click on Select All, then </w:t>
-      </w:r>
-      <w:r>
-        <w:t>cut/delete the selected content</w:t>
-      </w:r>
-      <w:r>
-        <w:t xml:space="preserve"> to remove all</w:t>
-      </w:r>
-      <w:r>
-        <w:t xml:space="preserve"> guidance easily</w:t>
-      </w:r>
-      <w:r>
-        <w:t>.</w:t>
-      </w:r>
-    </w:p>
-    <w:p>
-      <w:pPr>
-        <w:pStyle w:val="GuidanceNotes"/>
-      </w:pPr>
-    </w:p>
-    <w:p>
-      <w:pPr>
-        <w:pStyle w:val="GuidanceNotes"/>
-      </w:pPr>
-      <w:r>
-        <w:t>All dates follow yyyy/mm/dd</w:t>
-      </w:r>
-      <w:r>
-        <w:t xml:space="preserve"> formatting</w:t>
-      </w:r>
     </w:p>
     <w:p>
       <w:pPr>
@@ -555,7 +432,19 @@
           </w:tcPr>
           <w:p>
             <w:r>
-              <w:t>YYYY-MM-DD</w:t>
+              <w:t>2026</w:t>
+            </w:r>
+            <w:r>
+              <w:t>-</w:t>
+            </w:r>
+            <w:r>
+              <w:t>03</w:t>
+            </w:r>
+            <w:r>
+              <w:t>-</w:t>
+            </w:r>
+            <w:r>
+              <w:t>05</w:t>
             </w:r>
           </w:p>
         </w:tc>
@@ -563,7 +452,11 @@
           <w:tcPr>
             <w:tcW w:w="2495" w:type="dxa"/>
           </w:tcPr>
-          <w:p/>
+          <w:p>
+            <w:r>
+              <w:t>Mohamed Kerbachi</w:t>
+            </w:r>
+          </w:p>
         </w:tc>
         <w:tc>
           <w:tcPr>
@@ -8792,7 +8685,7 @@
       <w:r>
         <w:t xml:space="preserve">  </w:t>
       </w:r>
-      <w:hyperlink r:id="rId12" w:history="1">
+      <w:hyperlink r:id="rId11" w:history="1">
         <w:r>
           <w:rPr>
             <w:rStyle w:val="Hyperlink"/>
@@ -9427,7 +9320,7 @@
                 <w:i/>
                 <w:szCs w:val="20"/>
               </w:rPr>
-              <w:t>Name of Assigned Architect</w:t>
+              <w:t>Mohamed Kerbachi</w:t>
             </w:r>
           </w:p>
         </w:tc>
@@ -15237,7 +15130,7 @@
       <w:r>
         <w:t xml:space="preserve">See </w:t>
       </w:r>
-      <w:hyperlink r:id="rId13" w:history="1">
+      <w:hyperlink r:id="rId12" w:history="1">
         <w:r>
           <w:rPr>
             <w:rStyle w:val="Hyperlink"/>
@@ -16318,7 +16211,7 @@
       <w:r>
         <w:t xml:space="preserve">Using the </w:t>
       </w:r>
-      <w:hyperlink r:id="rId14" w:history="1">
+      <w:hyperlink r:id="rId13" w:history="1">
         <w:r>
           <w:rPr>
             <w:color w:val="0F9ED5" w:themeColor="accent4"/>
@@ -16398,7 +16291,7 @@
           <w:szCs w:val="20"/>
         </w:rPr>
       </w:pPr>
-      <w:hyperlink r:id="rId15" w:history="1">
+      <w:hyperlink r:id="rId14" w:history="1">
         <w:r>
           <w:rPr>
             <w:rStyle w:val="Hyperlink"/>
@@ -17458,87 +17351,16 @@
     </w:p>
     <w:p>
       <w:pPr>
-        <w:pStyle w:val="GuidanceNotes"/>
-      </w:pPr>
-      <w:r>
-        <w:t>Brief description the current-state architecture. The focus should be on components changing – could be greenfield. This should include the high level as-is contextual diagram</w:t>
-      </w:r>
+        <w:ind w:left="720"/>
+        <w:rPr>
+          <w:szCs w:val="20"/>
+        </w:rPr>
+      </w:pPr>
       <w:r>
         <w:rPr>
-          <w:iCs/>
-        </w:rPr>
-        <w:t xml:space="preserve"> of the current-state</w:t>
-      </w:r>
-      <w:r>
-        <w:rPr>
-          <w:iCs/>
-        </w:rPr>
-        <w:t>.</w:t>
-      </w:r>
-      <w:r>
-        <w:t xml:space="preserve">  If Greenfield, then N/A.</w:t>
-      </w:r>
-    </w:p>
-    <w:p>
-      <w:pPr>
-        <w:ind w:left="720"/>
-        <w:rPr>
-          <w:color w:val="FF0000"/>
           <w:szCs w:val="20"/>
         </w:rPr>
-      </w:pPr>
-      <w:r>
-        <w:rPr>
-          <w:i/>
-          <w:noProof/>
-          <w:color w:val="FF0000"/>
-          <w:szCs w:val="20"/>
-        </w:rPr>
-        <w:drawing>
-          <wp:inline distT="0" distB="0" distL="0" distR="0" wp14:anchorId="0FBA76FF" wp14:editId="7F73D5BF">
-            <wp:extent cx="6341512" cy="3508429"/>
-            <wp:effectExtent l="0" t="0" r="2540" b="0"/>
-            <wp:docPr id="856329730" name="Picture 1"/>
-            <wp:cNvGraphicFramePr>
-              <a:graphicFrameLocks xmlns:a="http://schemas.openxmlformats.org/drawingml/2006/main" noChangeAspect="1"/>
-            </wp:cNvGraphicFramePr>
-            <a:graphic xmlns:a="http://schemas.openxmlformats.org/drawingml/2006/main">
-              <a:graphicData uri="http://schemas.openxmlformats.org/drawingml/2006/picture">
-                <pic:pic xmlns:pic="http://schemas.openxmlformats.org/drawingml/2006/picture">
-                  <pic:nvPicPr>
-                    <pic:cNvPr id="0" name="Picture 2"/>
-                    <pic:cNvPicPr>
-                      <a:picLocks noChangeAspect="1" noChangeArrowheads="1"/>
-                    </pic:cNvPicPr>
-                  </pic:nvPicPr>
-                  <pic:blipFill>
-                    <a:blip r:embed="rId16">
-                      <a:extLst>
-                        <a:ext uri="{28A0092B-C50C-407E-A947-70E740481C1C}">
-                          <a14:useLocalDpi xmlns:a14="http://schemas.microsoft.com/office/drawing/2010/main" val="0"/>
-                        </a:ext>
-                      </a:extLst>
-                    </a:blip>
-                    <a:srcRect/>
-                    <a:stretch>
-                      <a:fillRect/>
-                    </a:stretch>
-                  </pic:blipFill>
-                  <pic:spPr bwMode="auto">
-                    <a:xfrm>
-                      <a:off x="0" y="0"/>
-                      <a:ext cx="6359748" cy="3518518"/>
-                    </a:xfrm>
-                    <a:prstGeom prst="rect">
-                      <a:avLst/>
-                    </a:prstGeom>
-                    <a:noFill/>
-                  </pic:spPr>
-                </pic:pic>
-              </a:graphicData>
-            </a:graphic>
-          </wp:inline>
-        </w:drawing>
+        <w:t>N/A</w:t>
       </w:r>
     </w:p>
     <w:p>
@@ -17649,7 +17471,7 @@
                     </pic:cNvPicPr>
                   </pic:nvPicPr>
                   <pic:blipFill>
-                    <a:blip r:embed="rId17">
+                    <a:blip r:embed="rId15">
                       <a:extLst>
                         <a:ext uri="{28A0092B-C50C-407E-A947-70E740481C1C}">
                           <a14:useLocalDpi xmlns:a14="http://schemas.microsoft.com/office/drawing/2010/main" val="0"/>
@@ -17713,7 +17535,7 @@
       <w:r>
         <w:t xml:space="preserve">  Use the NEW EXPERIENCE in ServiceNow for the best experience.  The first time you use SN to gather this data, use this link to the </w:t>
       </w:r>
-      <w:hyperlink r:id="rId18" w:history="1">
+      <w:hyperlink r:id="rId16" w:history="1">
         <w:r>
           <w:rPr>
             <w:rStyle w:val="Hyperlink"/>
@@ -18021,6 +17843,238 @@
               </w:rPr>
               <w:t xml:space="preserve">CMDB ID if in the </w:t>
             </w:r>
+            <w:hyperlink r:id="rId17" w:history="1">
+              <w:r>
+                <w:rPr>
+                  <w:rStyle w:val="Hyperlink"/>
+                  <w:rFonts w:cstheme="minorHAnsi"/>
+                  <w:bCs/>
+                  <w:sz w:val="18"/>
+                  <w:lang w:eastAsia="ja-JP"/>
+                </w:rPr>
+                <w:t>CMDB</w:t>
+              </w:r>
+            </w:hyperlink>
+          </w:p>
+          <w:p>
+            <w:pPr>
+              <w:rPr>
+                <w:rFonts w:cstheme="minorHAnsi"/>
+                <w:bCs/>
+                <w:sz w:val="18"/>
+                <w:lang w:eastAsia="ja-JP"/>
+              </w:rPr>
+            </w:pPr>
+          </w:p>
+          <w:p>
+            <w:pPr>
+              <w:rPr>
+                <w:rFonts w:cstheme="minorHAnsi"/>
+                <w:bCs/>
+                <w:sz w:val="18"/>
+                <w:lang w:eastAsia="ja-JP"/>
+              </w:rPr>
+            </w:pPr>
+            <w:r>
+              <w:rPr>
+                <w:rFonts w:cstheme="minorHAnsi"/>
+                <w:bCs/>
+                <w:sz w:val="18"/>
+                <w:lang w:eastAsia="ja-JP"/>
+              </w:rPr>
+              <w:t>If not in the CMDB, indicate ‘New</w:t>
+            </w:r>
+            <w:r>
+              <w:rPr>
+                <w:rFonts w:cstheme="minorHAnsi"/>
+                <w:bCs/>
+                <w:sz w:val="18"/>
+                <w:lang w:eastAsia="ja-JP"/>
+              </w:rPr>
+              <w:t>’</w:t>
+            </w:r>
+            <w:r>
+              <w:rPr>
+                <w:rFonts w:cstheme="minorHAnsi"/>
+                <w:bCs/>
+                <w:sz w:val="18"/>
+                <w:lang w:eastAsia="ja-JP"/>
+              </w:rPr>
+              <w:t xml:space="preserve">  </w:t>
+            </w:r>
+          </w:p>
+          <w:p>
+            <w:pPr>
+              <w:rPr>
+                <w:rFonts w:cstheme="minorHAnsi"/>
+                <w:bCs/>
+                <w:sz w:val="18"/>
+                <w:lang w:eastAsia="ja-JP"/>
+              </w:rPr>
+            </w:pPr>
+          </w:p>
+          <w:p>
+            <w:pPr>
+              <w:rPr>
+                <w:rFonts w:cstheme="minorHAnsi"/>
+                <w:bCs/>
+                <w:sz w:val="18"/>
+                <w:lang w:eastAsia="ja-JP"/>
+              </w:rPr>
+            </w:pPr>
+            <w:r>
+              <w:rPr>
+                <w:rFonts w:cstheme="minorHAnsi"/>
+                <w:bCs/>
+                <w:sz w:val="18"/>
+                <w:lang w:eastAsia="ja-JP"/>
+              </w:rPr>
+              <w:t>Prior to Project Solution - Final ARB, ‘New’ items must have a CMDB id to receive a passing score within the Architecture Alignment to Standards scorecard</w:t>
+            </w:r>
+          </w:p>
+        </w:tc>
+        <w:tc>
+          <w:tcPr>
+            <w:tcW w:w="1599" w:type="dxa"/>
+            <w:shd w:val="clear" w:color="auto" w:fill="A5C9EB" w:themeFill="text2" w:themeFillTint="40"/>
+          </w:tcPr>
+          <w:p>
+            <w:pPr>
+              <w:rPr>
+                <w:rFonts w:cstheme="minorHAnsi"/>
+                <w:bCs/>
+                <w:sz w:val="18"/>
+                <w:lang w:eastAsia="ja-JP"/>
+              </w:rPr>
+            </w:pPr>
+            <w:r>
+              <w:rPr>
+                <w:rFonts w:cstheme="minorHAnsi"/>
+                <w:bCs/>
+                <w:sz w:val="18"/>
+                <w:lang w:eastAsia="ja-JP"/>
+              </w:rPr>
+              <w:t>Replace, Decom, Migrate, Re-use, Enhance, New</w:t>
+            </w:r>
+          </w:p>
+        </w:tc>
+        <w:tc>
+          <w:tcPr>
+            <w:tcW w:w="1325" w:type="dxa"/>
+            <w:shd w:val="clear" w:color="auto" w:fill="A5C9EB" w:themeFill="text2" w:themeFillTint="40"/>
+          </w:tcPr>
+          <w:p>
+            <w:pPr>
+              <w:rPr>
+                <w:rFonts w:cstheme="minorHAnsi"/>
+                <w:bCs/>
+                <w:sz w:val="18"/>
+                <w:lang w:eastAsia="ja-JP"/>
+              </w:rPr>
+            </w:pPr>
+            <w:r>
+              <w:rPr>
+                <w:rFonts w:cstheme="minorHAnsi"/>
+                <w:bCs/>
+                <w:sz w:val="18"/>
+                <w:lang w:eastAsia="ja-JP"/>
+              </w:rPr>
+              <w:t>Buy, Hold, Sell</w:t>
+            </w:r>
+          </w:p>
+          <w:p>
+            <w:pPr>
+              <w:rPr>
+                <w:rFonts w:cstheme="minorHAnsi"/>
+                <w:bCs/>
+                <w:sz w:val="18"/>
+                <w:lang w:eastAsia="ja-JP"/>
+              </w:rPr>
+            </w:pPr>
+            <w:r>
+              <w:rPr>
+                <w:rFonts w:cstheme="minorHAnsi"/>
+                <w:bCs/>
+                <w:sz w:val="18"/>
+                <w:lang w:eastAsia="ja-JP"/>
+              </w:rPr>
+              <w:t xml:space="preserve">This is located in the Application IT Compliance Data in </w:t>
+            </w:r>
+            <w:hyperlink r:id="rId18" w:history="1">
+              <w:r>
+                <w:rPr>
+                  <w:rStyle w:val="Hyperlink"/>
+                  <w:rFonts w:cstheme="minorHAnsi"/>
+                  <w:bCs/>
+                  <w:sz w:val="18"/>
+                  <w:lang w:eastAsia="ja-JP"/>
+                </w:rPr>
+                <w:t>CMDB</w:t>
+              </w:r>
+            </w:hyperlink>
+            <w:r>
+              <w:rPr>
+                <w:rFonts w:cstheme="minorHAnsi"/>
+                <w:bCs/>
+                <w:sz w:val="18"/>
+                <w:lang w:eastAsia="ja-JP"/>
+              </w:rPr>
+              <w:t>.</w:t>
+            </w:r>
+          </w:p>
+          <w:p>
+            <w:pPr>
+              <w:rPr>
+                <w:rFonts w:cstheme="minorHAnsi"/>
+                <w:bCs/>
+                <w:sz w:val="18"/>
+                <w:lang w:eastAsia="ja-JP"/>
+              </w:rPr>
+            </w:pPr>
+          </w:p>
+          <w:p>
+            <w:pPr>
+              <w:rPr>
+                <w:rFonts w:cstheme="minorHAnsi"/>
+                <w:bCs/>
+                <w:sz w:val="18"/>
+                <w:lang w:eastAsia="ja-JP"/>
+              </w:rPr>
+            </w:pPr>
+            <w:r>
+              <w:rPr>
+                <w:rFonts w:cstheme="minorHAnsi"/>
+                <w:bCs/>
+                <w:sz w:val="18"/>
+                <w:lang w:eastAsia="ja-JP"/>
+              </w:rPr>
+              <w:t>Search for the application an select the latest UPDATED date.  The Application Lifecycle Strategy is on the right</w:t>
+            </w:r>
+          </w:p>
+        </w:tc>
+        <w:tc>
+          <w:tcPr>
+            <w:tcW w:w="1404" w:type="dxa"/>
+            <w:shd w:val="clear" w:color="auto" w:fill="A5C9EB" w:themeFill="text2" w:themeFillTint="40"/>
+          </w:tcPr>
+          <w:p>
+            <w:pPr>
+              <w:rPr>
+                <w:rFonts w:cstheme="minorHAnsi"/>
+                <w:bCs/>
+                <w:sz w:val="18"/>
+                <w:lang w:eastAsia="ja-JP"/>
+              </w:rPr>
+            </w:pPr>
+            <w:r>
+              <w:rPr>
+                <w:rFonts w:cstheme="minorHAnsi"/>
+                <w:bCs/>
+                <w:sz w:val="18"/>
+                <w:lang w:eastAsia="ja-JP"/>
+              </w:rPr>
+              <w:t xml:space="preserve">Application Risk Rating is found by clicking on the link within the Application IT Compliance Data tab at the bottom of the application’s </w:t>
+            </w:r>
             <w:hyperlink r:id="rId19" w:history="1">
               <w:r>
                 <w:rPr>
@@ -18033,238 +18087,6 @@
                 <w:t>CMDB</w:t>
               </w:r>
             </w:hyperlink>
-          </w:p>
-          <w:p>
-            <w:pPr>
-              <w:rPr>
-                <w:rFonts w:cstheme="minorHAnsi"/>
-                <w:bCs/>
-                <w:sz w:val="18"/>
-                <w:lang w:eastAsia="ja-JP"/>
-              </w:rPr>
-            </w:pPr>
-          </w:p>
-          <w:p>
-            <w:pPr>
-              <w:rPr>
-                <w:rFonts w:cstheme="minorHAnsi"/>
-                <w:bCs/>
-                <w:sz w:val="18"/>
-                <w:lang w:eastAsia="ja-JP"/>
-              </w:rPr>
-            </w:pPr>
-            <w:r>
-              <w:rPr>
-                <w:rFonts w:cstheme="minorHAnsi"/>
-                <w:bCs/>
-                <w:sz w:val="18"/>
-                <w:lang w:eastAsia="ja-JP"/>
-              </w:rPr>
-              <w:t>If not in the CMDB, indicate ‘New</w:t>
-            </w:r>
-            <w:r>
-              <w:rPr>
-                <w:rFonts w:cstheme="minorHAnsi"/>
-                <w:bCs/>
-                <w:sz w:val="18"/>
-                <w:lang w:eastAsia="ja-JP"/>
-              </w:rPr>
-              <w:t>’</w:t>
-            </w:r>
-            <w:r>
-              <w:rPr>
-                <w:rFonts w:cstheme="minorHAnsi"/>
-                <w:bCs/>
-                <w:sz w:val="18"/>
-                <w:lang w:eastAsia="ja-JP"/>
-              </w:rPr>
-              <w:t xml:space="preserve">  </w:t>
-            </w:r>
-          </w:p>
-          <w:p>
-            <w:pPr>
-              <w:rPr>
-                <w:rFonts w:cstheme="minorHAnsi"/>
-                <w:bCs/>
-                <w:sz w:val="18"/>
-                <w:lang w:eastAsia="ja-JP"/>
-              </w:rPr>
-            </w:pPr>
-          </w:p>
-          <w:p>
-            <w:pPr>
-              <w:rPr>
-                <w:rFonts w:cstheme="minorHAnsi"/>
-                <w:bCs/>
-                <w:sz w:val="18"/>
-                <w:lang w:eastAsia="ja-JP"/>
-              </w:rPr>
-            </w:pPr>
-            <w:r>
-              <w:rPr>
-                <w:rFonts w:cstheme="minorHAnsi"/>
-                <w:bCs/>
-                <w:sz w:val="18"/>
-                <w:lang w:eastAsia="ja-JP"/>
-              </w:rPr>
-              <w:t>Prior to Project Solution - Final ARB, ‘New’ items must have a CMDB id to receive a passing score within the Architecture Alignment to Standards scorecard</w:t>
-            </w:r>
-          </w:p>
-        </w:tc>
-        <w:tc>
-          <w:tcPr>
-            <w:tcW w:w="1599" w:type="dxa"/>
-            <w:shd w:val="clear" w:color="auto" w:fill="A5C9EB" w:themeFill="text2" w:themeFillTint="40"/>
-          </w:tcPr>
-          <w:p>
-            <w:pPr>
-              <w:rPr>
-                <w:rFonts w:cstheme="minorHAnsi"/>
-                <w:bCs/>
-                <w:sz w:val="18"/>
-                <w:lang w:eastAsia="ja-JP"/>
-              </w:rPr>
-            </w:pPr>
-            <w:r>
-              <w:rPr>
-                <w:rFonts w:cstheme="minorHAnsi"/>
-                <w:bCs/>
-                <w:sz w:val="18"/>
-                <w:lang w:eastAsia="ja-JP"/>
-              </w:rPr>
-              <w:t>Replace, Decom, Migrate, Re-use, Enhance, New</w:t>
-            </w:r>
-          </w:p>
-        </w:tc>
-        <w:tc>
-          <w:tcPr>
-            <w:tcW w:w="1325" w:type="dxa"/>
-            <w:shd w:val="clear" w:color="auto" w:fill="A5C9EB" w:themeFill="text2" w:themeFillTint="40"/>
-          </w:tcPr>
-          <w:p>
-            <w:pPr>
-              <w:rPr>
-                <w:rFonts w:cstheme="minorHAnsi"/>
-                <w:bCs/>
-                <w:sz w:val="18"/>
-                <w:lang w:eastAsia="ja-JP"/>
-              </w:rPr>
-            </w:pPr>
-            <w:r>
-              <w:rPr>
-                <w:rFonts w:cstheme="minorHAnsi"/>
-                <w:bCs/>
-                <w:sz w:val="18"/>
-                <w:lang w:eastAsia="ja-JP"/>
-              </w:rPr>
-              <w:t>Buy, Hold, Sell</w:t>
-            </w:r>
-          </w:p>
-          <w:p>
-            <w:pPr>
-              <w:rPr>
-                <w:rFonts w:cstheme="minorHAnsi"/>
-                <w:bCs/>
-                <w:sz w:val="18"/>
-                <w:lang w:eastAsia="ja-JP"/>
-              </w:rPr>
-            </w:pPr>
-            <w:r>
-              <w:rPr>
-                <w:rFonts w:cstheme="minorHAnsi"/>
-                <w:bCs/>
-                <w:sz w:val="18"/>
-                <w:lang w:eastAsia="ja-JP"/>
-              </w:rPr>
-              <w:t xml:space="preserve">This is located in the Application IT Compliance Data in </w:t>
-            </w:r>
-            <w:hyperlink r:id="rId20" w:history="1">
-              <w:r>
-                <w:rPr>
-                  <w:rStyle w:val="Hyperlink"/>
-                  <w:rFonts w:cstheme="minorHAnsi"/>
-                  <w:bCs/>
-                  <w:sz w:val="18"/>
-                  <w:lang w:eastAsia="ja-JP"/>
-                </w:rPr>
-                <w:t>CMDB</w:t>
-              </w:r>
-            </w:hyperlink>
-            <w:r>
-              <w:rPr>
-                <w:rFonts w:cstheme="minorHAnsi"/>
-                <w:bCs/>
-                <w:sz w:val="18"/>
-                <w:lang w:eastAsia="ja-JP"/>
-              </w:rPr>
-              <w:t>.</w:t>
-            </w:r>
-          </w:p>
-          <w:p>
-            <w:pPr>
-              <w:rPr>
-                <w:rFonts w:cstheme="minorHAnsi"/>
-                <w:bCs/>
-                <w:sz w:val="18"/>
-                <w:lang w:eastAsia="ja-JP"/>
-              </w:rPr>
-            </w:pPr>
-          </w:p>
-          <w:p>
-            <w:pPr>
-              <w:rPr>
-                <w:rFonts w:cstheme="minorHAnsi"/>
-                <w:bCs/>
-                <w:sz w:val="18"/>
-                <w:lang w:eastAsia="ja-JP"/>
-              </w:rPr>
-            </w:pPr>
-            <w:r>
-              <w:rPr>
-                <w:rFonts w:cstheme="minorHAnsi"/>
-                <w:bCs/>
-                <w:sz w:val="18"/>
-                <w:lang w:eastAsia="ja-JP"/>
-              </w:rPr>
-              <w:t>Search for the application an select the latest UPDATED date.  The Application Lifecycle Strategy is on the right</w:t>
-            </w:r>
-          </w:p>
-        </w:tc>
-        <w:tc>
-          <w:tcPr>
-            <w:tcW w:w="1404" w:type="dxa"/>
-            <w:shd w:val="clear" w:color="auto" w:fill="A5C9EB" w:themeFill="text2" w:themeFillTint="40"/>
-          </w:tcPr>
-          <w:p>
-            <w:pPr>
-              <w:rPr>
-                <w:rFonts w:cstheme="minorHAnsi"/>
-                <w:bCs/>
-                <w:sz w:val="18"/>
-                <w:lang w:eastAsia="ja-JP"/>
-              </w:rPr>
-            </w:pPr>
-            <w:r>
-              <w:rPr>
-                <w:rFonts w:cstheme="minorHAnsi"/>
-                <w:bCs/>
-                <w:sz w:val="18"/>
-                <w:lang w:eastAsia="ja-JP"/>
-              </w:rPr>
-              <w:t xml:space="preserve">Application Risk Rating is found by clicking on the link within the Application IT Compliance Data tab at the bottom of the application’s </w:t>
-            </w:r>
-            <w:hyperlink r:id="rId21" w:history="1">
-              <w:r>
-                <w:rPr>
-                  <w:rStyle w:val="Hyperlink"/>
-                  <w:rFonts w:cstheme="minorHAnsi"/>
-                  <w:bCs/>
-                  <w:sz w:val="18"/>
-                  <w:lang w:eastAsia="ja-JP"/>
-                </w:rPr>
-                <w:t>CMDB</w:t>
-              </w:r>
-            </w:hyperlink>
             <w:r>
               <w:rPr>
                 <w:rFonts w:cstheme="minorHAnsi"/>
@@ -18623,7 +18445,7 @@
           <w14:ligatures w14:val="standardContextual"/>
         </w:rPr>
       </w:pPr>
-      <w:hyperlink r:id="rId22" w:history="1">
+      <w:hyperlink r:id="rId20" w:history="1">
         <w:r>
           <w:rPr>
             <w:rFonts w:eastAsia="Calibri"/>
@@ -18647,7 +18469,7 @@
           <w14:ligatures w14:val="standardContextual"/>
         </w:rPr>
       </w:pPr>
-      <w:hyperlink r:id="rId23" w:history="1">
+      <w:hyperlink r:id="rId21" w:history="1">
         <w:r>
           <w:rPr>
             <w:rFonts w:eastAsia="Calibri"/>
@@ -18673,7 +18495,7 @@
           <w14:ligatures w14:val="standardContextual"/>
         </w:rPr>
       </w:pPr>
-      <w:hyperlink r:id="rId24" w:history="1">
+      <w:hyperlink r:id="rId22" w:history="1">
         <w:r>
           <w:rPr>
             <w:rFonts w:eastAsia="Calibri"/>
@@ -18767,7 +18589,7 @@
                     <pic:cNvPicPr/>
                   </pic:nvPicPr>
                   <pic:blipFill>
-                    <a:blip r:embed="rId25"/>
+                    <a:blip r:embed="rId23"/>
                     <a:stretch>
                       <a:fillRect/>
                     </a:stretch>
@@ -19337,7 +19159,7 @@
                     </pic:cNvPicPr>
                   </pic:nvPicPr>
                   <pic:blipFill>
-                    <a:blip r:embed="rId26">
+                    <a:blip r:embed="rId24">
                       <a:extLst>
                         <a:ext uri="{28A0092B-C50C-407E-A947-70E740481C1C}">
                           <a14:useLocalDpi xmlns:a14="http://schemas.microsoft.com/office/drawing/2010/main" val="0"/>
@@ -20064,7 +19886,7 @@
                     <pic:cNvPicPr/>
                   </pic:nvPicPr>
                   <pic:blipFill>
-                    <a:blip r:embed="rId27"/>
+                    <a:blip r:embed="rId25"/>
                     <a:stretch>
                       <a:fillRect/>
                     </a:stretch>
@@ -20789,7 +20611,7 @@
                     <pic:cNvPicPr/>
                   </pic:nvPicPr>
                   <pic:blipFill>
-                    <a:blip r:embed="rId28"/>
+                    <a:blip r:embed="rId26"/>
                     <a:stretch>
                       <a:fillRect/>
                     </a:stretch>
@@ -21353,7 +21175,7 @@
       <w:pPr>
         <w:pStyle w:val="GuidanceNotes"/>
       </w:pPr>
-      <w:hyperlink r:id="rId29" w:history="1">
+      <w:hyperlink r:id="rId27" w:history="1">
         <w:r>
           <w:rPr>
             <w:rStyle w:val="Hyperlink"/>
@@ -22475,7 +22297,7 @@
       <w:r>
         <w:t xml:space="preserve">Describe the requirements data encryption at rest and in transit. Refer to </w:t>
       </w:r>
-      <w:hyperlink r:id="rId30" w:history="1">
+      <w:hyperlink r:id="rId28" w:history="1">
         <w:r>
           <w:rPr>
             <w:rStyle w:val="Hyperlink"/>
@@ -22506,13 +22328,30 @@
         <w:ind w:left="720"/>
         <w:rPr>
           <w:szCs w:val="20"/>
+          <w:highlight w:val="yellow"/>
         </w:rPr>
       </w:pPr>
       <w:r>
         <w:rPr>
           <w:szCs w:val="20"/>
+          <w:highlight w:val="yellow"/>
         </w:rPr>
-        <w:t>Text</w:t>
+        <w:t>Data at rest in S3 and Dynamo DB is encrypted using SSE-S3 ???</w:t>
+      </w:r>
+    </w:p>
+    <w:p>
+      <w:pPr>
+        <w:ind w:left="720"/>
+        <w:rPr>
+          <w:szCs w:val="20"/>
+        </w:rPr>
+      </w:pPr>
+      <w:r>
+        <w:rPr>
+          <w:szCs w:val="20"/>
+          <w:highlight w:val="yellow"/>
+        </w:rPr>
+        <w:t>Data in transit with API endpoint (Github, Jira, LaunchPad) is encrypted with TLS1.2+</w:t>
       </w:r>
     </w:p>
     <w:p>
@@ -22585,6 +22424,7 @@
       </w:pPr>
       <w:bookmarkStart w:id="63" w:name="_Toc205817679"/>
       <w:r>
+        <w:lastRenderedPageBreak/>
         <w:t>G</w:t>
       </w:r>
       <w:r>
@@ -22620,7 +22460,6 @@
         <w:rPr>
           <w:szCs w:val="20"/>
         </w:rPr>
-        <w:lastRenderedPageBreak/>
         <w:t>Text/Links/Checkboxes….</w:t>
       </w:r>
     </w:p>
@@ -22631,7 +22470,7 @@
           <w:szCs w:val="20"/>
         </w:rPr>
       </w:pPr>
-      <w:hyperlink r:id="rId31" w:history="1">
+      <w:hyperlink r:id="rId29" w:history="1">
         <w:r>
           <w:rPr>
             <w:rStyle w:val="Hyperlink"/>
@@ -22648,7 +22487,7 @@
           <w:szCs w:val="20"/>
         </w:rPr>
       </w:pPr>
-      <w:hyperlink r:id="rId32" w:history="1">
+      <w:hyperlink r:id="rId30" w:history="1">
         <w:r>
           <w:rPr>
             <w:rStyle w:val="Hyperlink"/>
@@ -22719,6 +22558,7 @@
       <w:r>
         <w:rPr>
           <w:szCs w:val="20"/>
+          <w:highlight w:val="yellow"/>
         </w:rPr>
         <w:t>Text</w:t>
       </w:r>
@@ -29643,14 +29483,39 @@
         <w:ind w:left="720"/>
         <w:rPr>
           <w:szCs w:val="20"/>
+          <w:highlight w:val="yellow"/>
         </w:rPr>
       </w:pPr>
       <w:r>
         <w:rPr>
           <w:szCs w:val="20"/>
+          <w:highlight w:val="yellow"/>
         </w:rPr>
-        <w:t>Text</w:t>
+        <w:t>Cloud Foundation Team: Deployment of solution</w:t>
       </w:r>
+    </w:p>
+    <w:p>
+      <w:pPr>
+        <w:ind w:left="720"/>
+        <w:rPr>
+          <w:szCs w:val="20"/>
+        </w:rPr>
+      </w:pPr>
+      <w:r>
+        <w:rPr>
+          <w:szCs w:val="20"/>
+          <w:highlight w:val="yellow"/>
+        </w:rPr>
+        <w:t>…</w:t>
+      </w:r>
+    </w:p>
+    <w:p>
+      <w:pPr>
+        <w:ind w:left="720"/>
+        <w:rPr>
+          <w:szCs w:val="20"/>
+        </w:rPr>
+      </w:pPr>
     </w:p>
     <w:p>
       <w:pPr>
@@ -29719,7 +29584,7 @@
         </w:rPr>
         <w:t xml:space="preserve">See this link for documentation related to </w:t>
       </w:r>
-      <w:hyperlink r:id="rId33" w:history="1">
+      <w:hyperlink r:id="rId31" w:history="1">
         <w:r>
           <w:rPr>
             <w:rStyle w:val="Hyperlink"/>
@@ -29820,7 +29685,7 @@
         </w:rPr>
         <w:t>Risk Acceptance and Risk Remediation compliance is a function of the GTS internal risk management process. Exceptions to standards are logged as </w:t>
       </w:r>
-      <w:hyperlink r:id="rId34" w:history="1">
+      <w:hyperlink r:id="rId32" w:history="1">
         <w:r>
           <w:rPr>
             <w:rStyle w:val="Hyperlink"/>
@@ -29835,7 +29700,7 @@
         </w:rPr>
         <w:t> or </w:t>
       </w:r>
-      <w:hyperlink r:id="rId35" w:history="1">
+      <w:hyperlink r:id="rId33" w:history="1">
         <w:r>
           <w:rPr>
             <w:rStyle w:val="Hyperlink"/>
@@ -30253,6 +30118,7 @@
                 <w:szCs w:val="20"/>
                 <w:shd w:val="clear" w:color="auto" w:fill="FFFFFF"/>
               </w:rPr>
+              <w:lastRenderedPageBreak/>
               <w:t>3</w:t>
             </w:r>
           </w:p>
@@ -30303,7 +30169,6 @@
       </w:pPr>
       <w:bookmarkStart w:id="72" w:name="_Toc205817688"/>
       <w:r>
-        <w:lastRenderedPageBreak/>
         <w:t>Risk</w:t>
       </w:r>
       <w:r>
@@ -31028,7 +30893,7 @@
           <w:u w:val="single"/>
         </w:rPr>
       </w:pPr>
-      <w:hyperlink r:id="rId36" w:history="1">
+      <w:hyperlink r:id="rId34" w:history="1">
         <w:r>
           <w:rPr>
             <w:rStyle w:val="Hyperlink"/>
@@ -36732,7 +36597,7 @@
         <w:rPr>
           <w:szCs w:val="20"/>
         </w:rPr>
-        <w:t>Text</w:t>
+        <w:t>The solution is developed internally with no licensing is required.</w:t>
       </w:r>
     </w:p>
     <w:p>
@@ -37385,9 +37250,9 @@
       </w:r>
     </w:p>
     <w:sectPr>
-      <w:headerReference w:type="default" r:id="rId37"/>
-      <w:footerReference w:type="default" r:id="rId38"/>
-      <w:headerReference w:type="first" r:id="rId39"/>
+      <w:headerReference w:type="default" r:id="rId35"/>
+      <w:footerReference w:type="default" r:id="rId36"/>
+      <w:headerReference w:type="first" r:id="rId37"/>
       <w:pgSz w:w="12240" w:h="15840"/>
       <w:pgMar w:top="720" w:right="720" w:bottom="720" w:left="720" w:header="720" w:footer="0" w:gutter="0"/>
       <w:cols w:space="720"/>
@@ -37756,7 +37621,7 @@
           <w:rPr>
             <w:noProof/>
           </w:rPr>
-          <w:pict w14:anchorId="0C0CA95D">
+          <w:pict w14:anchorId="4C65CF6C">
             <v:shapetype id="_x0000_t136" coordsize="21600,21600" o:spt="136" adj="10800" path="m@7,l@8,m@5,21600l@6,21600e">
               <v:formulas>
                 <v:f eqn="sum #0 0 10800"/>
@@ -42790,7 +42655,6 @@
     <w:rsid w:val="005E1C73"/>
     <w:rsid w:val="006D4AEF"/>
     <w:rsid w:val="006E6B17"/>
-    <w:rsid w:val="00790C71"/>
     <w:rsid w:val="007B598F"/>
     <w:rsid w:val="007E0F8D"/>
     <w:rsid w:val="007F1DB0"/>
@@ -42817,6 +42681,7 @@
     <w:rsid w:val="00F05A59"/>
     <w:rsid w:val="00F43FA6"/>
     <w:rsid w:val="00F56D9B"/>
+    <w:rsid w:val="00FC37E7"/>
     <w:rsid w:val="00FD36E1"/>
   </w:rsids>
   <m:mathPr>
